--- a/请示报告.郑海山dump.docx
+++ b/请示报告.郑海山dump.docx
@@ -57,7 +57,9 @@
         </w:rPr>
       </w:pPr>
       <w:r>
-        <w:t>拿到本模板后，双击会打开一个新的文件，可以全选（Ctrl + A）全部删除内容，点击“正文”样式，然后开始直接编写公文内容，写的过程或者写完应用样式，比如公文标题，选中或在公文标题行，点击“样式”的“标题”。选中或在一级标题行，点击“一、标题”即可。可在右边“侧边栏”打开“样式”（Alt + Ctrl + Shift + S或者点击样式右下角拓展箭头），方便应用样式。</w:t>
+        <w:t>拿到本模板后，双击会打开一个新的文件，可以全选（Ctrl +
+                    A）全部删除内容，点击“正文”样式，然后开始直接编写公文内容，写的过程或者写完应用样式，比如公文标题，选中或在公文标题行，点击“样式”的“标题”。选中或在一级标题行，点击“一、标题”即可。可在右边“侧边栏”打开“样式”（Alt
+                    + Ctrl + Shift + S或者点击样式右下角拓展箭头），方便应用样式。</w:t>
       </w:r>
     </w:p>
     <w:p>
@@ -98,7 +100,8 @@
         </w:rPr>
       </w:pPr>
       <w:r>
-        <w:t>标题分为一行或多行排布，一般不超过50个字，不超过三行。标题排列应当使用梯形或菱形。标题中除了法规、规章名称要加书名号之外，一般不用其他标点符号。换行使用Shift + Enter换行。</w:t>
+        <w:t>标题分为一行或多行排布，一般不超过50个字，不超过三行。标题排列应当使用梯形或菱形。标题中除了法规、规章名称要加书名号之外，一般不用其他标点符号。换行使用Shift
+                    + Enter换行。</w:t>
       </w:r>
     </w:p>
     <w:p>
@@ -149,7 +152,8 @@
         </w:rPr>
       </w:pPr>
       <w:r>
-        <w:t>“附件说明”部分有多个附件的。“附件说明”使用无边框表格排版，可从“插入”-&gt;“文本”-&gt;“文档部件”-&gt;“公文”-&gt;“附件说明表格”插入。或者在输入时输入“附件”，在Word提示时输入Enter插入整个附件说明表格。</w:t>
+        <w:t>
+                    “附件说明”部分有多个附件的。“附件说明”使用无边框表格排版，可从“插入”-&gt;“文本”-&gt;“文档部件”-&gt;“公文”-&gt;“附件说明表格”插入。或者在输入时输入“附件”，在Word提示时输入Enter插入整个附件说明表格。</w:t>
       </w:r>
     </w:p>
     <w:p>
@@ -245,7 +249,8 @@
         </w:rPr>
       </w:pPr>
       <w:r>
-        <w:t>使用模板，最终生成的Docx文档会保留模板所在的目录的全路径，建议将模板放到一个目录名不敏感的位置，比如C:\下。也可在后期提交的时候使用Word自带的“文档检查器”删除所有个人敏感信息。模板预设了一些文档部件方便编辑，建议不要删除模板文件。</w:t>
+        <w:t>
+                    使用模板，最终生成的Docx文档会保留模板所在的目录的全路径，建议将模板放到一个目录名不敏感的位置，比如C:\下。也可在后期提交的时候使用Word自带的“文档检查器”删除所有个人敏感信息。模板预设了一些文档部件方便编辑，建议不要删除模板文件。</w:t>
       </w:r>
     </w:p>
     <w:p>
@@ -255,7 +260,8 @@
         </w:rPr>
       </w:pPr>
       <w:r>
-        <w:t>把本模板放到“我的文档”-&gt;“自定义Office模板”目录里，下次要写请示报告时，在新建Word的时候点击“个人”，选择这个模板也可。本方法受上一段影响，会在Word内保存你的电脑登录名。</w:t>
+        <w:t>
+                    把本模板放到“我的文档”-&gt;“自定义Office模板”目录里，下次要写请示报告时，在新建Word的时候点击“个人”，选择这个模板也可。本方法受上一段影响，会在Word内保存你的电脑登录名。</w:t>
       </w:r>
     </w:p>
     <w:p>
@@ -445,7 +451,8 @@
         </w:rPr>
       </w:pPr>
       <w:r>
-        <w:t>如果你单位名称不再改变，可使用编辑模式打开本模板（如果不知道如何打开可不用做如下操作），选择署名单位和成文日期，然后点击“插入”“文本”“文档部件”“将所选内容保存到文档部件库”，“名称”写入署名单位，“类别”选择公文，下次新建公文时可直接插入已经排版好的署名单位和成文日期。</w:t>
+        <w:t>
+                    如果你单位名称不再改变，可使用编辑模式打开本模板（如果不知道如何打开可不用做如下操作），选择署名单位和成文日期，然后点击“插入”“文本”“文档部件”“将所选内容保存到文档部件库”，“名称”写入署名单位，“类别”选择公文，下次新建公文时可直接插入已经排版好的署名单位和成文日期。</w:t>
       </w:r>
     </w:p>
     <w:p>
@@ -1663,7 +1670,8 @@
         </w:rPr>
       </w:pPr>
       <w:r>
-        <w:t>A4纸是210mm×297mm，公文版心规定为156mm×225mm，其中天头上边距37mm，下边距=297mm-225mm-37mm=35mm，钉口28mm，210mm-156mm-28mm=26mm，装订线0mm。所以设置布局为对称页边距，页边距上为37mm，页边距下为35mm，页边距内侧28mm，外侧26mm，0mm装订线。</w:t>
+        <w:t>
+                    A4纸是210mm×297mm，公文版心规定为156mm×225mm，其中天头上边距37mm，下边距=297mm-225mm-37mm=35mm，钉口28mm，210mm-156mm-28mm=26mm，装订线0mm。所以设置布局为对称页边距，页边距上为37mm，页边距下为35mm，页边距内侧28mm，外侧26mm，0mm装订线。</w:t>
       </w:r>
     </w:p>
     <w:p>
@@ -1714,7 +1722,8 @@
         </w:rPr>
       </w:pPr>
       <w:r>
-        <w:t>页脚样式宋体四号，去掉制表位。半角。横线来自“插入”-&gt;“符号”-&gt;“符号”-&gt;“宋体”-&gt;“简体中文GB（十六进制）”-&gt;“A1AA”的“—”。页码左右各有一个空格，奇偶页分别左右对齐。</w:t>
+        <w:t>
+                    页脚样式宋体四号，去掉制表位。半角。横线来自“插入”-&gt;“符号”-&gt;“符号”-&gt;“宋体”-&gt;“简体中文GB（十六进制）”-&gt;“A1AA”的“—”。页码左右各有一个空格，奇偶页分别左右对齐。</w:t>
       </w:r>
     </w:p>
     <w:p>
@@ -1786,7 +1795,8 @@
         </w:rPr>
       </w:pPr>
       <w:r>
-        <w:t>默认字体设置位置：设置样式窗格-&gt;管理样式-&gt;设置默认值。字体中英文均为仿宋三号。会自动设置：1 正文样式。2 字体的“设置默认值”、3 页面设置-&gt;文档网格-&gt;字体设置。默认字体的主题字体由于多台电脑无法共享不使用。</w:t>
+        <w:t>默认字体设置位置：设置样式窗格-&gt;管理样式-&gt;设置默认值。字体中英文均为仿宋三号。会自动设置：1 正文样式。2 字体的“设置默认值”、3
+                    页面设置-&gt;文档网格-&gt;字体设置。默认字体的主题字体由于多台电脑无法共享不使用。</w:t>
       </w:r>
     </w:p>
     <w:p>
@@ -1881,7 +1891,8 @@
         </w:rPr>
       </w:pPr>
       <w:r>
-        <w:t>标题5被挪用来用作“附件说明-附件顺序号”排版，后续还是标题5。挪用主要是为了多个附件说明需要从1开始。多级列表内第5级也关联了标题5的样式。如果在“附件说明”这个位置看不到无边框表格的虚线边框，请定位到“附件：”字的位置（表格内），然后打开“布局”-&gt;“表”-&gt;“查看网格线”。每个附件都应当应用样式“附件说明-单一附件”后面的那个“1. 标题，标题5,附件说明-附件顺序号”。</w:t>
+        <w:t>标题5被挪用来用作“附件说明-附件顺序号”排版，后续还是标题5。挪用主要是为了多个附件说明需要从1开始。多级列表内第5级也关联了标题5的样式。如果在“附件说明”这个位置看不到无边框表格的虚线边框，请定位到“附件：”字的位置（表格内），然后打开“布局”-&gt;“表”-&gt;“查看网格线”。每个附件都应当应用样式“附件说明-单一附件”后面的那个“1.
+                    标题，标题5,附件说明-附件顺序号”。</w:t>
       </w:r>
     </w:p>
     <w:p>

--- a/请示报告.郑海山dump.docx
+++ b/请示报告.郑海山dump.docx
@@ -57,9 +57,7 @@
         </w:rPr>
       </w:pPr>
       <w:r>
-        <w:t>拿到本模板后，双击会打开一个新的文件，可以全选（Ctrl +
-                    A）全部删除内容，点击“正文”样式，然后开始直接编写公文内容，写的过程或者写完应用样式，比如公文标题，选中或在公文标题行，点击“样式”的“标题”。选中或在一级标题行，点击“一、标题”即可。可在右边“侧边栏”打开“样式”（Alt
-                    + Ctrl + Shift + S或者点击样式右下角拓展箭头），方便应用样式。</w:t>
+        <w:t>拿到本模板后，双击会打开一个新的文件，可以全选（Ctrl + A）全部删除内容，点击“正文”样式，然后开始直接编写公文内容，写的过程或者写完应用样式，比如公文标题，选中或在公文标题行，点击“样式”的“标题”。选中或在一级标题行，点击“一、标题”即可。可在右边“侧边栏”打开“样式”（Alt + Ctrl + Shift + S或者点击样式右下角拓展箭头），方便应用样式。</w:t>
       </w:r>
     </w:p>
     <w:p>
@@ -100,8 +98,7 @@
         </w:rPr>
       </w:pPr>
       <w:r>
-        <w:t>标题分为一行或多行排布，一般不超过50个字，不超过三行。标题排列应当使用梯形或菱形。标题中除了法规、规章名称要加书名号之外，一般不用其他标点符号。换行使用Shift
-                    + Enter换行。</w:t>
+        <w:t>标题分为一行或多行排布，一般不超过50个字，不超过三行。标题排列应当使用梯形或菱形。标题中除了法规、规章名称要加书名号之外，一般不用其他标点符号。换行使用Shift + Enter换行。</w:t>
       </w:r>
     </w:p>
     <w:p>
@@ -152,8 +149,7 @@
         </w:rPr>
       </w:pPr>
       <w:r>
-        <w:t>
-                    “附件说明”部分有多个附件的。“附件说明”使用无边框表格排版，可从“插入”-&gt;“文本”-&gt;“文档部件”-&gt;“公文”-&gt;“附件说明表格”插入。或者在输入时输入“附件”，在Word提示时输入Enter插入整个附件说明表格。</w:t>
+        <w:t>“附件说明”部分有多个附件的。“附件说明”使用无边框表格排版，可从“插入”-&gt;“文本”-&gt;“文档部件”-&gt;“公文”-&gt;“附件说明表格”插入。或者在输入时输入“附件”，在Word提示时输入Enter插入整个附件说明表格。</w:t>
       </w:r>
     </w:p>
     <w:p>
@@ -249,8 +245,7 @@
         </w:rPr>
       </w:pPr>
       <w:r>
-        <w:t>
-                    使用模板，最终生成的Docx文档会保留模板所在的目录的全路径，建议将模板放到一个目录名不敏感的位置，比如C:\下。也可在后期提交的时候使用Word自带的“文档检查器”删除所有个人敏感信息。模板预设了一些文档部件方便编辑，建议不要删除模板文件。</w:t>
+        <w:t>使用模板，最终生成的Docx文档会保留模板所在的目录的全路径，建议将模板放到一个目录名不敏感的位置，比如C:\下。也可在后期提交的时候使用Word自带的“文档检查器”删除所有个人敏感信息。模板预设了一些文档部件方便编辑，建议不要删除模板文件。</w:t>
       </w:r>
     </w:p>
     <w:p>
@@ -260,8 +255,7 @@
         </w:rPr>
       </w:pPr>
       <w:r>
-        <w:t>
-                    把本模板放到“我的文档”-&gt;“自定义Office模板”目录里，下次要写请示报告时，在新建Word的时候点击“个人”，选择这个模板也可。本方法受上一段影响，会在Word内保存你的电脑登录名。</w:t>
+        <w:t>把本模板放到“我的文档”-&gt;“自定义Office模板”目录里，下次要写请示报告时，在新建Word的时候点击“个人”，选择这个模板也可。本方法受上一段影响，会在Word内保存你的电脑登录名。</w:t>
       </w:r>
     </w:p>
     <w:p>
@@ -451,8 +445,7 @@
         </w:rPr>
       </w:pPr>
       <w:r>
-        <w:t>
-                    如果你单位名称不再改变，可使用编辑模式打开本模板（如果不知道如何打开可不用做如下操作），选择署名单位和成文日期，然后点击“插入”“文本”“文档部件”“将所选内容保存到文档部件库”，“名称”写入署名单位，“类别”选择公文，下次新建公文时可直接插入已经排版好的署名单位和成文日期。</w:t>
+        <w:t>如果你单位名称不再改变，可使用编辑模式打开本模板（如果不知道如何打开可不用做如下操作），选择署名单位和成文日期，然后点击“插入”“文本”“文档部件”“将所选内容保存到文档部件库”，“名称”写入署名单位，“类别”选择公文，下次新建公文时可直接插入已经排版好的署名单位和成文日期。</w:t>
       </w:r>
     </w:p>
     <w:p>
@@ -1670,8 +1663,7 @@
         </w:rPr>
       </w:pPr>
       <w:r>
-        <w:t>
-                    A4纸是210mm×297mm，公文版心规定为156mm×225mm，其中天头上边距37mm，下边距=297mm-225mm-37mm=35mm，钉口28mm，210mm-156mm-28mm=26mm，装订线0mm。所以设置布局为对称页边距，页边距上为37mm，页边距下为35mm，页边距内侧28mm，外侧26mm，0mm装订线。</w:t>
+        <w:t>A4纸是210mm×297mm，公文版心规定为156mm×225mm，其中天头上边距37mm，下边距=297mm-225mm-37mm=35mm，钉口28mm，210mm-156mm-28mm=26mm，装订线0mm。所以设置布局为对称页边距，页边距上为37mm，页边距下为35mm，页边距内侧28mm，外侧26mm，0mm装订线。</w:t>
       </w:r>
     </w:p>
     <w:p>
@@ -1722,8 +1714,7 @@
         </w:rPr>
       </w:pPr>
       <w:r>
-        <w:t>
-                    页脚样式宋体四号，去掉制表位。半角。横线来自“插入”-&gt;“符号”-&gt;“符号”-&gt;“宋体”-&gt;“简体中文GB（十六进制）”-&gt;“A1AA”的“—”。页码左右各有一个空格，奇偶页分别左右对齐。</w:t>
+        <w:t>页脚样式宋体四号，去掉制表位。半角。横线来自“插入”-&gt;“符号”-&gt;“符号”-&gt;“宋体”-&gt;“简体中文GB（十六进制）”-&gt;“A1AA”的“—”。页码左右各有一个空格，奇偶页分别左右对齐。</w:t>
       </w:r>
     </w:p>
     <w:p>
@@ -1795,8 +1786,7 @@
         </w:rPr>
       </w:pPr>
       <w:r>
-        <w:t>默认字体设置位置：设置样式窗格-&gt;管理样式-&gt;设置默认值。字体中英文均为仿宋三号。会自动设置：1 正文样式。2 字体的“设置默认值”、3
-                    页面设置-&gt;文档网格-&gt;字体设置。默认字体的主题字体由于多台电脑无法共享不使用。</w:t>
+        <w:t>默认字体设置位置：设置样式窗格-&gt;管理样式-&gt;设置默认值。字体中英文均为仿宋三号。会自动设置：1 正文样式。2 字体的“设置默认值”、3 页面设置-&gt;文档网格-&gt;字体设置。默认字体的主题字体由于多台电脑无法共享不使用。</w:t>
       </w:r>
     </w:p>
     <w:p>
@@ -1891,8 +1881,7 @@
         </w:rPr>
       </w:pPr>
       <w:r>
-        <w:t>标题5被挪用来用作“附件说明-附件顺序号”排版，后续还是标题5。挪用主要是为了多个附件说明需要从1开始。多级列表内第5级也关联了标题5的样式。如果在“附件说明”这个位置看不到无边框表格的虚线边框，请定位到“附件：”字的位置（表格内），然后打开“布局”-&gt;“表”-&gt;“查看网格线”。每个附件都应当应用样式“附件说明-单一附件”后面的那个“1.
-                    标题，标题5,附件说明-附件顺序号”。</w:t>
+        <w:t>标题5被挪用来用作“附件说明-附件顺序号”排版，后续还是标题5。挪用主要是为了多个附件说明需要从1开始。多级列表内第5级也关联了标题5的样式。如果在“附件说明”这个位置看不到无边框表格的虚线边框，请定位到“附件：”字的位置（表格内），然后打开“布局”-&gt;“表”-&gt;“查看网格线”。每个附件都应当应用样式“附件说明-单一附件”后面的那个“1. 标题，标题5,附件说明-附件顺序号”。</w:t>
       </w:r>
     </w:p>
     <w:p>
